--- a/klagomål/A 39408-2026 FSC-klagomål.docx
+++ b/klagomål/A 39408-2026 FSC-klagomål.docx
@@ -796,7 +796,7 @@
     <w:r>
       <w:tab/>
       <w:tab/>
-      <w:t>2026-09-24</w:t>
+      <w:t>2026-09-25</w:t>
       <w:br/>
       <w:br/>
     </w:r>

--- a/klagomål/A 39408-2026 FSC-klagomål.docx
+++ b/klagomål/A 39408-2026 FSC-klagomål.docx
@@ -796,7 +796,7 @@
     <w:r>
       <w:tab/>
       <w:tab/>
-      <w:t>2026-09-25</w:t>
+      <w:t>2026-09-26</w:t>
       <w:br/>
       <w:br/>
     </w:r>

--- a/klagomål/A 39408-2026 FSC-klagomål.docx
+++ b/klagomål/A 39408-2026 FSC-klagomål.docx
@@ -796,7 +796,7 @@
     <w:r>
       <w:tab/>
       <w:tab/>
-      <w:t>2026-09-26</w:t>
+      <w:t>2026-09-27</w:t>
       <w:br/>
       <w:br/>
     </w:r>

--- a/klagomål/A 39408-2026 FSC-klagomål.docx
+++ b/klagomål/A 39408-2026 FSC-klagomål.docx
@@ -796,7 +796,7 @@
     <w:r>
       <w:tab/>
       <w:tab/>
-      <w:t>2026-09-27</w:t>
+      <w:t>2026-09-28</w:t>
       <w:br/>
       <w:br/>
     </w:r>

--- a/klagomål/A 39408-2026 FSC-klagomål.docx
+++ b/klagomål/A 39408-2026 FSC-klagomål.docx
@@ -796,7 +796,7 @@
     <w:r>
       <w:tab/>
       <w:tab/>
-      <w:t>2026-09-28</w:t>
+      <w:t>2026-09-29</w:t>
       <w:br/>
       <w:br/>
     </w:r>

--- a/klagomål/A 39408-2026 FSC-klagomål.docx
+++ b/klagomål/A 39408-2026 FSC-klagomål.docx
@@ -178,7 +178,7 @@
       <w:r>
         <w:drawing>
           <wp:inline xmlns:a="http://schemas.openxmlformats.org/drawingml/2006/main" xmlns:pic="http://schemas.openxmlformats.org/drawingml/2006/picture">
-            <wp:extent cx="5486400" cy="5128630"/>
+            <wp:extent cx="5486400" cy="4961288"/>
             <wp:docPr id="1" name="Picture 1"/>
             <wp:cNvGraphicFramePr>
               <a:graphicFrameLocks noChangeAspect="1"/>
@@ -199,7 +199,7 @@
                   <pic:spPr>
                     <a:xfrm>
                       <a:off x="0" y="0"/>
-                      <a:ext cx="5486400" cy="5128630"/>
+                      <a:ext cx="5486400" cy="4961288"/>
                     </a:xfrm>
                     <a:prstGeom prst="rect"/>
                   </pic:spPr>
@@ -216,12 +216,12 @@
         <w:spacing w:after="240"/>
       </w:pPr>
       <w:r>
-        <w:t>Figur 1. Fyndplatser för naturvårdsarter i avverkningsanmälan. Markörer utan svart kant är placerade på fyndplatsen. Markörer med svart kant är placerade vid sidan av fyndplatsen och har ett svart streck som visar fyndplatsens exakta position. Kartans mittpunktskoordinat är N 6851698, E 437087 i SWEREF 99 TM.</w:t>
+        <w:t>Figur 1. Fyndplatser för naturvårdsarter i och inom 12 meter från avverkningsanmälan. Markörer utan svart kant är placerade på fyndplatsen. Markörer med svart kant är placerade vid sidan av fyndplatsen och har ett svart streck som visar fyndplatsens exakta position. Kartans mittpunktskoordinat är N 6851698, E 437087 i SWEREF 99 TM.</w:t>
       </w:r>
     </w:p>
     <w:p>
       <w:r>
-        <w:t>I avverkningsanmälan finns fynd av 9 naturvårdsarter, varav 9 är rödlistade, 1 är fridlyst och 5 är typiska (T): fläckporing (VU, T), gräddporing (VU, T), gränsticka (VU, T), blanksvart spiklav (NT), blå taggsvamp (NT, T), blågrå svartspik (NT), dvärgbägarlav (NT, T), nordtagging (NT) och varglav (NT, §8). Se Figur 1.</w:t>
+        <w:t>I och inom 12 meter från avverkningsanmälan finns fynd av 28 naturvårdsarter, varav 25 är rödlistade, 4 är fridlysta, 13 är typiska (T) och 3 är signalarter (S): fläckporing (VU, T), garnlav (VU, T), gräddporing (VU, T), gränsticka (VU, T), Lecidea subhumida (VU), smalfotad taggsvamp (VU), spadskinn (VU), torrmusseron (VU), blanksvart spiklav (NT), blå taggsvamp (NT, T), blågrå svartspik (NT), dropptaggsvamp (NT, T), dvärgbägarlav (NT, T), kolflarnlav (NT, T), kortskaftad ärgspik (NT), motaggsvamp (NT, T), mörk kolflarnlav (NT), nordtagging (NT), tallriska (NT), talltaggsvamp (NT), talltita (NT, §4), tretåig hackspett (NT, T, §4), varglav (NT, §8), vedflamlav (NT), vedskivlav (NT, T), gullgröppa (S), nästlav (S, T) och plattlummer (S, T, §9). Se Figur 1.</w:t>
       </w:r>
     </w:p>
     <w:p>
@@ -244,7 +244,7 @@
     </w:p>
     <w:p>
       <w:r>
-        <w:t>Nedan följer beskrivningar av de naturvårdsarter och fridlysta arter som har sina livsmiljöer och växtplatser i den avverkningsanmälda skogen. De påträffade naturvårdsarterna är ett tydligt kvitto på att det rör sig om en skog med höga naturvärden.</w:t>
+        <w:t>Nedan följer beskrivningar av de naturvårdsarter och fridlysta arter som har sina livsmiljöer och växtplatser i den avverkningsanmälda skogen. Se även ytterligare artfakta i BILAGA 1. De påträffade naturvårdsarterna är ett tydligt kvitto på att det rör sig om en skog med höga naturvärden.</w:t>
       </w:r>
     </w:p>
     <w:p>
@@ -272,6 +272,35 @@
         <w:rPr>
           <w:b/>
         </w:rPr>
+        <w:t>Garnlav (VU)</w:t>
+      </w:r>
+      <w:r>
+        <w:t xml:space="preserve"> är en utpräglad barrskogsart som ibland kan drapera träden i norrländska grannaturskogar med hög luftfuktighet. Den förekommer även i talldominerade bestånd där den, förutom i trädens grenverk, påträffas hängande över ojämnheter i tallbarken. Arten har minskat starkt i södra och mellersta Sverige och den minskar även i sitt nordliga utbredningsområde. Minskningstakten uppgår till 30 (20–50) % inom 50 år och överstiger gränsvärdet för Sårbar (VU). Orsaken till tillbakagången beror främst på slutavverkningar av naturskogsartade skogar. Bestånd med riklig förekomst bör regelmässigt sparas, vilket även gynnar flera andra sällsynta och rödlistade arter. Garnlav är värdväxt för den mycket sällsynta och akut hotade fjärilen barrskogslavfly (CR) som hör hemma i boreala barrskogar med riklig förekomst av värdväxten. Tidigare kunde arten konstateras årligen på flera platser vid Dala-Floda i Dalarna innan lokalerna kalavverkades. Senaste fyndet i landet av barrskogslavfly är från år 2000 då den påträffades vid Högberget i Sollefteå kommun. Garnlav är typisk art för </w:t>
+      </w:r>
+      <w:r>
+        <w:rPr>
+          <w:i/>
+        </w:rPr>
+        <w:t xml:space="preserve">9010 Taiga </w:t>
+      </w:r>
+      <w:r>
+        <w:t>och</w:t>
+      </w:r>
+      <w:r>
+        <w:rPr>
+          <w:i/>
+        </w:rPr>
+        <w:t xml:space="preserve"> 9070 Trädklädd betesmark</w:t>
+      </w:r>
+      <w:r>
+        <w:t xml:space="preserve"> (SLU Artdatabanken, 2026).</w:t>
+      </w:r>
+    </w:p>
+    <w:p>
+      <w:r>
+        <w:rPr>
+          <w:b/>
+        </w:rPr>
         <w:t>Gräddporing (VU)</w:t>
       </w:r>
       <w:r>
@@ -311,6 +340,57 @@
       <w:r>
         <w:rPr>
           <w:b/>
+          <w:i/>
+        </w:rPr>
+        <w:t xml:space="preserve">Lecidea subhumida </w:t>
+      </w:r>
+      <w:r>
+        <w:rPr>
+          <w:b/>
+        </w:rPr>
+        <w:t>(VU)</w:t>
+      </w:r>
+      <w:r>
+        <w:t xml:space="preserve"> är en skivlav som växer på ved (grenar, stam) av gamla tallar i subalpin skog. Arten påverkas negativt av brist på kontinuitetsskog och en minskning av populationen pågår eller förväntas ske. Antalet individer bedöms vara lägre än gränsvärdet för sårbar (VU) (SLU Artdatabanken, 2026).</w:t>
+      </w:r>
+    </w:p>
+    <w:p>
+      <w:r>
+        <w:rPr>
+          <w:b/>
+        </w:rPr>
+        <w:t>Smalfotad taggsvamp (VU)</w:t>
+      </w:r>
+      <w:r>
+        <w:t>, rödlistad som sårbar, växer på marken under lågor eller fallna stubbar i brandpräglad torr tallskog med lång kontinuitet. Arten är starkt associerad till kolad ved från tallar som sannolikt varit med om flera historiska skogsbränder. Detta är en process som kan ta många hundra år och det tar således mycket lång tid att återskapa lämpliga substrat. Smalfotad taggsvamp är placerad i toppen av Skogsstyrelsens värdepyramid för bedömning av skog med höga naturvärden samt globalt rödlistad som sårbar (VU) vilket innebär att Sverige har ett internationellt ansvar för arten (IUCN Redlist, 2024; Nitare &amp; Skogsstyrelsen, 2019; SLU Artdatabanken, 2024).</w:t>
+      </w:r>
+    </w:p>
+    <w:p>
+      <w:r>
+        <w:rPr>
+          <w:b/>
+        </w:rPr>
+        <w:t>Spadskinn (VU)</w:t>
+      </w:r>
+      <w:r>
+        <w:t xml:space="preserve"> är knuten till tallskogar med höga naturvärden och artens potentiella miljöer har minskat kraftigt och fortsätter att minska eftersom äldre sandtallskogar avverkas. Mykorrhiza-arter och andra marklevande svampar påverkas starkt negativt av slutavverkning då alla träd avlägsnas. Spadskinn är globalt rödlistad som sårbar (VU) vilket innebär att Sverige har ett internationellt ansvar för arten. Fler områden där arten förekommer behöver skyddas (SLU Artdatabanken, 2024; Nitare &amp; Skogsstyrelsen, 2019; IUCN, 2019).</w:t>
+      </w:r>
+    </w:p>
+    <w:p>
+      <w:r>
+        <w:rPr>
+          <w:b/>
+        </w:rPr>
+        <w:t xml:space="preserve">Torrmusseron (VU) </w:t>
+      </w:r>
+      <w:r>
+        <w:t>bildar mykorrhiza med tall, huvudsakligen på sandig mark på magra äldre tallhedar med tunt fältskikt. Bara påträffad i äldre skog med naturskogskaraktär eller skogar som plock- eller dimensionsavverkats. Bedöms ha svårt att återetableras efter kalavverkning och slutavverkning, markberedning och gödsling bör ej förekomma på kända lokaler (SLU Artdatabanken, 2024).</w:t>
+      </w:r>
+    </w:p>
+    <w:p>
+      <w:r>
+        <w:rPr>
+          <w:b/>
         </w:rPr>
         <w:t>Blanksvart spiklav (NT)</w:t>
       </w:r>
@@ -354,6 +434,26 @@
         <w:rPr>
           <w:b/>
         </w:rPr>
+        <w:t>Dropptaggsvamp (NT)</w:t>
+      </w:r>
+      <w:r>
+        <w:t xml:space="preserve"> bildar mykorrhiza med tall, främst i barrskog med trädkontinuitet, i magra, torra och ljusöppna lavtallskogar och i barrblandskogar med friskmossor och lingon i fältskiktet. Den totala populationen i landet har minskat och bedöms fortsätta minska till följd av slutavverkningar av tallskog. Det är högst oklart om arten långsiktigt kan etablera och reproducera sig i skogsbestånd som brukas med trakthyggesmetoder, markberedning, gödsling eller föryngring med förädlat plantmaterial. Uppfyller kriterierna för att bli rödlistad på grund av ny kunskap som visar att en större andel av populationen än tidigare bedömt är knuten till kontinuitetsbarrskog. Minskningstakten för den svenska populationen bedöms vara nära gränsvärdet för Sårbar (VU). Dropptaggsvamp är typisk art för </w:t>
+      </w:r>
+      <w:r>
+        <w:rPr>
+          <w:i/>
+        </w:rPr>
+        <w:t xml:space="preserve">9010 Taiga </w:t>
+      </w:r>
+      <w:r>
+        <w:t>(SLU Artdatabanken, 2026).</w:t>
+      </w:r>
+    </w:p>
+    <w:p>
+      <w:r>
+        <w:rPr>
+          <w:b/>
+        </w:rPr>
         <w:t>Dvärgbägarlav (NT)</w:t>
       </w:r>
       <w:r>
@@ -374,10 +474,134 @@
         <w:rPr>
           <w:b/>
         </w:rPr>
+        <w:t>Kolflarnlav (NT)</w:t>
+      </w:r>
+      <w:r>
+        <w:t xml:space="preserve"> är brandberoende och växer nästan uteslutande på kolad hård kärnved av tall. Etableringen verkar ske först 100–300 år efter brand och nytt substrat nybildas i mycket begränsad omfattning. Avverkning av tallskog av naturskogskaraktär med spår av återkommande bränder är ett hot och mängden lämplig ved att växa på för arten minskar dels på grund av naturlig nedbrytning men framförallt på grund av att det förstörs i samband med slutavverkningar, gallringar och markberedning. Såväl kolflarnlav som mörk kolflarnlav har glänsande bålfjäll och förekommer främst i tall- och blandbarrskogar av naturskogskaraktär med spår av återkommande bränder. Skogar som dessa hyser höga biologiska värden och bör skyddas. Kolflarnlav är typisk art för </w:t>
+      </w:r>
+      <w:r>
+        <w:rPr>
+          <w:i/>
+        </w:rPr>
+        <w:t>9010 Taiga</w:t>
+      </w:r>
+      <w:r>
+        <w:t xml:space="preserve"> (SLU Artdatabanken, 2024).</w:t>
+      </w:r>
+    </w:p>
+    <w:p>
+      <w:r>
+        <w:rPr>
+          <w:b/>
+        </w:rPr>
+        <w:t>Kortskaftad ärgspik (NT)</w:t>
+      </w:r>
+      <w:r>
+        <w:t xml:space="preserve"> förekommer i barrträdsdominerade skogar och växer nästan uteslutande på tallved. Den föredrar gamla högstubbar i fuktig och halvöppen miljö, t.ex. i myrkanter, sumpskog och brandpräglad skog. Arten indikerar kontinuerlig tillgång till gamla högstubbar i kombination med hög och jämn luftfuktighet. Skogsbruk på lokaler med kortskaftad ärgspik utgör ett hot. På lång sikt bildas färre lämpliga substrat än vad som försvinner. Avverkning av barrträdsdominerade bestånd av naturskogskaraktär utgör ett långsiktigt hot. Naturskogsartade bestånd med riklig förekomst av gamla och grova tallhögstubbar bör undantas från skogsbruk (SLU Artdatabanken, 2024).</w:t>
+      </w:r>
+    </w:p>
+    <w:p>
+      <w:r>
+        <w:rPr>
+          <w:b/>
+        </w:rPr>
+        <w:t xml:space="preserve">Motaggsvamp (NT) </w:t>
+      </w:r>
+      <w:r>
+        <w:t xml:space="preserve">bildar mykorrhiza med tall i tallskog och hittas huvudsakligen i äldre, glesare skogsbestånd och hällmarksimpediment. Arten hotas främst av skogsavverkning och tycks försvinna efter slutavverkning, markberedning och plantering. Motaggsvamp är typisk art för </w:t>
+      </w:r>
+      <w:r>
+        <w:rPr>
+          <w:i/>
+        </w:rPr>
+        <w:t>9010 Taiga</w:t>
+      </w:r>
+      <w:r>
+        <w:t xml:space="preserve"> (SLU Artdatabanken, 2024).</w:t>
+      </w:r>
+    </w:p>
+    <w:p>
+      <w:r>
+        <w:rPr>
+          <w:b/>
+        </w:rPr>
+        <w:t>Mörk kolflarnlav (NT)</w:t>
+      </w:r>
+      <w:r>
+        <w:t xml:space="preserve"> är brandberoende och växer nästan uteslutande på kolad hård kärnved av tall. Arten förekommer främst i glesa, öppna tall- och blandbarrskogar av naturskogskaraktär och etableringen verkar ske sent efter brand, kanske först efter 100–300 år. Mörk kolflarnlav indikerar skog med höga naturvärden och vanligast är att den påträffas på rester av nedbrunna torrakor och högstubbar och lågstubbar som är så grova att hela innandömet är urbränt. Tall- och blandbarrskogar av naturskogskaraktär med spår av återkommande bränder hyser höga biologiska värden och bör skyddas (SLU Artdatabanken, 2024).</w:t>
+      </w:r>
+    </w:p>
+    <w:p>
+      <w:r>
+        <w:rPr>
+          <w:b/>
+        </w:rPr>
         <w:t>Nordtagging (NT)</w:t>
       </w:r>
       <w:r>
         <w:t xml:space="preserve"> växer främst på tallågor av grövre dimensioner och påträffas huvudsakligen i äldre skog som inte kalavverkats. Nordtaggingen missgynnas av att områden med äldre tallskog har minskat starkt. Bekämpning av skogsbränder, samtidigt som skogsbruket omvandlar naturligt glesa tallbestånd till likartade och betydligt tätare bestånd, har missgynnat arten. Bristen på gamla tallågor utgör på sikt ett allvarligt hot och återskapandet av lämpliga biotoper tar mycket lång tid. Områden med olikåldriga bestånd av tall och med stort inslag av äldre träd bör undantas från skoglig produktion (SLU Artdatabanken, 2024).</w:t>
+      </w:r>
+    </w:p>
+    <w:p>
+      <w:r>
+        <w:rPr>
+          <w:b/>
+        </w:rPr>
+        <w:t>Tallriska (NT)</w:t>
+      </w:r>
+      <w:r>
+        <w:t xml:space="preserve"> bildar mykorrhiza med tall och växer i äldre, mager och torr tallskog med lång trädkontinuitet, såsom tallhedar och sandtallskogar. Arten hotas huvudsakligen av avverkning av äldre tallskogar och på kända lokaler bör slutavverkning, markberedning och gödsling undvikas (SLU Artdatabanken, 2024).</w:t>
+      </w:r>
+    </w:p>
+    <w:p>
+      <w:r>
+        <w:rPr>
+          <w:b/>
+        </w:rPr>
+        <w:t xml:space="preserve">Talltaggsvamp (NT) </w:t>
+      </w:r>
+      <w:r>
+        <w:t>förekommer främst i tallnaturskogar eller tallskogar av kontinuitetsskogskaraktär där den bildar mykorrhiza med tall. Särskilt frekvent är den i sandtallskogar med inslag av gamla träd, t.ex. på grusåsar, stränder och sandhedar. Arten hotas främst av skogsavverkning och tycks försvinna efter slutavverkning, markberedning och plantering. Talltaggsvamp är globalt rödlistad som nära hotad (NT) vilket innebär att Sverige har ett internationellt ansvar för arten (IUCN, 2025; SLU Artdatabanken, 2024).</w:t>
+      </w:r>
+    </w:p>
+    <w:p>
+      <w:r>
+        <w:rPr>
+          <w:b/>
+        </w:rPr>
+        <w:t>Talltita (NT, §4)</w:t>
+      </w:r>
+      <w:r>
+        <w:t>, rödlistad som nära hotad och prioriterad art i Skogsvårdslagen, har häckningsrevir i anmälan. Arten har minskat kraftigt de senaste 30 åren och minskningstakten innevarande 10-årsperiod beräknas till 20 (10–30) %. Talltitan är synnerligen trogen sitt cirka 15 hektar stora revir och är beroende av flerskiktade olikåldriga skogar för att kunna föda upp sina ungar. Talltitan försvinner om dess livsmiljö kalavverkas (Eggers &amp; Low, 2014; Ekman, 1979; Griesser et al, 2007; Klein, 2020; Siffczyk et al, 2003; SLU Artdatabanken, 2021).</w:t>
+      </w:r>
+    </w:p>
+    <w:p>
+      <w:r>
+        <w:rPr>
+          <w:b/>
+        </w:rPr>
+        <w:t>Tretåig hackspett (NT, §4)</w:t>
+      </w:r>
+      <w:r>
+        <w:t xml:space="preserve"> är rödlistad som nära hotad och ingår i bilaga 1 i EU:s fågeldirektiv. Tretåig hackspett är för sin överlevnad beroende av kontinuerlig tillförsel av äldre döende och död ved, som sker genom naturliga självgallringsprocesser i äldre grannaturskogar och barrblandade naturskogar. Om en skog genom skogsbruk gallras eller glesas ur så upphör och uteblir i stort sett den naturliga självgallringsprocessen för mycket lång tid framöver vilket omöjliggör upprätthållandet av den kontinuerliga ekologiska funktionen i ett område. Det finns studier som visar att naturskogens självgallringsprocess som den tretåiga hackspetten är beroende av, inte kan ersättas med efterlämnad hänsyn i skogsbruket (Imbeau &amp; Desrochers, 2002). Storleken på häckningsreviret varierar med skogstypen, förekomsten av död ved och graden av fragmentering, men är i allmänhet i storleksordningen 25–100 hektar. Vintertid krävs ofta betydligt större områden och det finns studier som antyder att arten behöver minst 100 hektar äldre skog. I områden med låg bonitet kan det behövas över 200 hektar lämpligt habitat för att ett par ska kunna reproducera sig. Områden med dokumenterad permanent förekomst i naturskogsmiljöer har vanligen så stora naturvärden att skogsbruk är olämpligt. Tretåig hackspett är typisk art för </w:t>
+      </w:r>
+      <w:r>
+        <w:rPr>
+          <w:i/>
+        </w:rPr>
+        <w:t xml:space="preserve">9010 Taiga, 9740 Skogsbevuxen myr, 9030 Landhöjningsskog </w:t>
+      </w:r>
+      <w:r>
+        <w:t xml:space="preserve">och </w:t>
+      </w:r>
+      <w:r>
+        <w:rPr>
+          <w:i/>
+        </w:rPr>
+        <w:t>9040 Fjällbjörkskog</w:t>
+      </w:r>
+      <w:r>
+        <w:t xml:space="preserve"> (Skogsstyrelsen, 2016; SLU Artdatabanken, 2024).</w:t>
       </w:r>
     </w:p>
     <w:p>
@@ -389,6 +613,95 @@
       </w:r>
       <w:r>
         <w:t xml:space="preserve"> växer på gammal, torr, hård ved, främst på torrakor och högstubbar av tall i öppna lägen, främst på myrar och i myrkanter. Lämpliga torrakor nyskapas praktiskt taget inte alls. Arten är placerad högst upp i Skogsstyrelsens värdepyramid för bedömning av skog med höga naturvärden och är fridlyst enligt 8 § artskyddsförordningen. Tidigare fanns varglav även på ved i kulturlandskapet men den har nästan helt försvunnit från denna miljö. På lokaler med riklig förekomst av varglav kan man hitta den sällsynta lavparasiten varglavsknöl (VU), som är knuten till varglav (SLU Artdatabanken, 2024; Nitare &amp; Skogsstyrelsen, 2019).</w:t>
+      </w:r>
+    </w:p>
+    <w:p>
+      <w:r>
+        <w:rPr>
+          <w:b/>
+        </w:rPr>
+        <w:t>Vedflamlav (NT)</w:t>
+      </w:r>
+      <w:r>
+        <w:t xml:space="preserve"> växer på gammal hård och torr, exponerad kärnved av tall, främst på högstubbar i ljusöppna lägen, t.ex. vid och på myrar, sjökanter, i glesa hällmarkskogar och i brandpräglade tallnaturskogar. Substratet nyskapas i begränsad omfattning och arten är en utmärkt indikator på höga naturvärden i denna skogstyp. Tall- och barrblandskogar med naturskogskaraktär och spår av bränder har ofta höga biologiska värden och bör skyddas. På vedflamlavens bål kan den sällsynta spiklaven/parasiten </w:t>
+      </w:r>
+      <w:r>
+        <w:rPr>
+          <w:i/>
+        </w:rPr>
+        <w:t>Calicium ramboldiicola</w:t>
+      </w:r>
+      <w:r>
+        <w:t xml:space="preserve"> (VU) påträffas (SLU Artdatabanken, 2026).</w:t>
+      </w:r>
+    </w:p>
+    <w:p>
+      <w:r>
+        <w:rPr>
+          <w:b/>
+        </w:rPr>
+        <w:t>Vedskivlav (NT)</w:t>
+      </w:r>
+      <w:r>
+        <w:t xml:space="preserve"> växer på gammal, torr, exponerad, hård kärnved av framförallt tall i naturskogsartade bestånd. Avverkning av tallskog av naturskogskaraktär med spår av återkommande bränder är ett hot. Mängden lämplig ved att växa på för vedskivlav minskar, dels på grund av naturlig nedbrytning men framförallt på grund av att de förstörs i samband med slutavverkningar, gallringar och markberedning. Tall- och blandbarrskogar av naturskogskaraktär med spår av återkommande bränder bör skyddas. Vedskivlav är typisk art för </w:t>
+      </w:r>
+      <w:r>
+        <w:rPr>
+          <w:i/>
+        </w:rPr>
+        <w:t>9010 Taiga</w:t>
+      </w:r>
+      <w:r>
+        <w:t xml:space="preserve"> (SLU Artdatabanken, 2024).</w:t>
+      </w:r>
+    </w:p>
+    <w:p>
+      <w:r>
+        <w:rPr>
+          <w:b/>
+        </w:rPr>
+        <w:t>Nästlav</w:t>
+      </w:r>
+      <w:r>
+        <w:t xml:space="preserve"> indikerar söder om den naturliga norrlandsgränsen äldre barrskogsområden med höga naturvärden där andra ovanliga nordliga barrskogsarter kan påträffas. Nästlav är typisk art för </w:t>
+      </w:r>
+      <w:r>
+        <w:rPr>
+          <w:i/>
+        </w:rPr>
+        <w:t xml:space="preserve">9010 Taiga </w:t>
+      </w:r>
+      <w:r>
+        <w:t>(Nitare &amp; Skogsstyrelsen, 2019; SLU Artdatabanken, 2025).</w:t>
+      </w:r>
+    </w:p>
+    <w:p>
+      <w:r>
+        <w:rPr>
+          <w:b/>
+        </w:rPr>
+        <w:t>Plattlummer (§9)</w:t>
+      </w:r>
+      <w:r>
+        <w:t xml:space="preserve"> växer främst i ljusöppna sandtallskogar eller annan gles, torr och brandpräglad hedbarrskog. Den är mest frekvent i olika typer av naturskogar och kontinuitetsskogar och missgynnas markant av slutavverkning och maskinell markberedning. Söder ut i landet förekommer de närstående arterna cypresslummer (EN, §8) och mellanlummer (NT, §9), vilka båda omfattas av EU:s art- och habitatdirektiv. Plattlummer är typisk art för </w:t>
+      </w:r>
+      <w:r>
+        <w:rPr>
+          <w:i/>
+        </w:rPr>
+        <w:t xml:space="preserve">9010 Taiga </w:t>
+      </w:r>
+      <w:r>
+        <w:t>och</w:t>
+      </w:r>
+      <w:r>
+        <w:rPr>
+          <w:i/>
+        </w:rPr>
+        <w:t xml:space="preserve"> 2320 Rissandhedar </w:t>
+      </w:r>
+      <w:r>
+        <w:t>(Nitare &amp; Skogsstyrelsen, 2019; SLU Artdatabanken, 2026).</w:t>
       </w:r>
     </w:p>
     <w:p>
@@ -443,6 +756,22 @@
       <w:r>
         <w:t>I den avverkningsanmälda skogen har fridlysta arter sina livsmiljöer och växtplatser. Att skada de fridlysta arternas livsmiljöer, växtplatser eller ekologiska funktion är inte tillåtet enligt artskyddsförordningen.</w:t>
       </w:r>
+      <w:r>
+        <w:rPr>
+          <w:i/>
+        </w:rPr>
+        <w:t xml:space="preserve"> EU:s medlemsländer och skogsbolag är skyldiga att agera i enlighet med EU:s fågeldirektiv där det uttryckligen står att direktivet gäller för fåglar samt för deras ägg, bon och </w:t>
+      </w:r>
+      <w:r>
+        <w:rPr>
+          <w:b/>
+          <w:i/>
+        </w:rPr>
+        <w:t xml:space="preserve">livsmiljöer </w:t>
+      </w:r>
+      <w:r>
+        <w:t>(artikel 1). Vidare att de åtgärder som vidtas inte får leda till en försämring av den nuvarande situationen beträffande bevarandet av de fågelarter som avses i artikel 1 (artikel 13).</w:t>
+      </w:r>
     </w:p>
     <w:p>
       <w:r>
@@ -460,10 +789,18 @@
         <w:rPr>
           <w:b/>
         </w:rPr>
-        <w:t xml:space="preserve">6.4.3 </w:t>
-      </w:r>
-      <w:r>
-        <w:t>Bevarandeåtgärder genomförs för de kända förekomster av rödlistade arter som påverkas av skogsbruk.</w:t>
+        <w:t xml:space="preserve">6.4.1 </w:t>
+      </w:r>
+      <w:r>
+        <w:t>Följande biotoper undantas från alla skogsbruksåtgärder, förutom åtgärder påkallade för att bevara eller främja biotopens naturliga eller hävdbetingade biologiska mångfald:</w:t>
+      </w:r>
+    </w:p>
+    <w:p>
+      <w:pPr>
+        <w:ind w:left="357"/>
+      </w:pPr>
+      <w:r>
+        <w:t>b) nyckelbiotoper enligt Skogsstyrelsens definition och metod (1995)</w:t>
       </w:r>
     </w:p>
     <w:p>
@@ -481,7 +818,36 @@
         <w:rPr>
           <w:i/>
         </w:rPr>
-        <w:t>I det avverkningsanmälda skogsområdet har 9 naturvårdsarter varav 9 rödlistade arter sina livsmiljöer och växtplatser.</w:t>
+        <w:t>I det avverkningsanmälda skogsområdet har 28 rödlistade arter och signalarter påträffats. Detta ska jämföras med Skogsstyrelsens uppföljning 2017 av nyckelbiotoper som visade att man i genomsnitt hittar 20,6 olika rödlistade arter och signalarter i en nyckelbiotop (Wijk, S. 2017. Biologisk mångfald i nyckelbiotoper – Resultat från inventeringen “Uppföljning biologisk mångfald” 2009–2015. Rapport 4/2017 Skogsstyrelsen, Jönköping).</w:t>
+      </w:r>
+    </w:p>
+    <w:p>
+      <w:r>
+        <w:rPr>
+          <w:b/>
+        </w:rPr>
+        <w:t xml:space="preserve">6.4.3 </w:t>
+      </w:r>
+      <w:r>
+        <w:t>Bevarandeåtgärder genomförs för de kända förekomster av rödlistade arter som påverkas av skogsbruk.</w:t>
+      </w:r>
+    </w:p>
+    <w:p>
+      <w:pPr>
+        <w:pStyle w:val="ListBullet"/>
+      </w:pPr>
+      <w:r>
+        <w:rPr>
+          <w:b/>
+          <w:i/>
+        </w:rPr>
+        <w:t xml:space="preserve">Kommentar: </w:t>
+      </w:r>
+      <w:r>
+        <w:rPr>
+          <w:i/>
+        </w:rPr>
+        <w:t>I det avverkningsanmälda skogsområdet har 28 naturvårdsarter varav 25 rödlistade arter sina livsmiljöer och växtplatser.</w:t>
       </w:r>
     </w:p>
     <w:p>
@@ -666,6 +1032,340 @@
           <w:i/>
         </w:rPr>
         <w:t>I den avverkningsanmälda skogen har fridlysta arter sina livsmiljöer och växtplatser. Att skada de fridlysta arternas livsmiljöer, växtplatser eller ekologiska funktion är inte tillåtet enligt artskyddsförordningen</w:t>
+      </w:r>
+    </w:p>
+    <w:p>
+      <w:r>
+        <w:br w:type="page"/>
+      </w:r>
+    </w:p>
+    <w:p>
+      <w:pPr>
+        <w:pStyle w:val="Title"/>
+      </w:pPr>
+      <w:r>
+        <w:t>BILAGA 1 – Fridlysta arter</w:t>
+      </w:r>
+    </w:p>
+    <w:p>
+      <w:pPr>
+        <w:pStyle w:val="Heading1"/>
+      </w:pPr>
+      <w:r>
+        <w:t>Talltita – ekologi samt krav på livsmiljön</w:t>
+      </w:r>
+    </w:p>
+    <w:p>
+      <w:r>
+        <w:t>Talltita är rödlistad som NT, fridlyst och prioriterad art i Skogsvårdslagen. Den omfattas av EU:s fågeldirektiv. Arten har minskat kraftigt de senaste 30 åren och minskningstakten innevarande 10-årsperiod beräknas till 20 (10–30) % (SLU Artdatabanken, 2022).</w:t>
+      </w:r>
+    </w:p>
+    <w:p>
+      <w:r>
+        <w:t>Talltita föredrar större sammanhängande barrskogar, och finns såväl i tallskog som granskog och i lövblandad barrskog. Skogens struktur är viktig och ska helst vara flerskiktad med riklig underväxt av mindre granar, björk och andra lövträd och buskar. Tillgång på murknande högstubbar är särskilt viktig, eftersom talltitan helst själv hackar ut sitt bohål (SLU Artdatabanken, 2022).</w:t>
+      </w:r>
+    </w:p>
+    <w:p>
+      <w:r>
+        <w:t>Det finns flera studier som visar att talltita är känslig för gallring och inte överlever när dess livsmiljö kalavverkas (Eggers and Low, 2014; Griesser et al., 2007; Klein, 2020). Talltitans revir är förhållandevis stora, 10–20 hektar och arten missgynnas när skogen fragmenteras. Kalavverkning av större delar av reviret innebär att det överges (Artdatabanken, 2021).</w:t>
+      </w:r>
+    </w:p>
+    <w:p>
+      <w:r>
+        <w:t>Talltitan är synnerligen trogen sitt revir så länge paret lever och biotopen förblir intakt. Paret stannar i sitt revir året om. En förlust av ett revir har därför en stor inverkan på den lokala populationen och trakthyggesbruket anses vara orsak till den svenska populationens kraftiga minskning. Talltiteparets revirtrohet innebär att närhelst under året man observerar en adult talltita så ingår denna plats i reviret (Siffczyk et al., 2003; Ekman, 1979).</w:t>
+      </w:r>
+    </w:p>
+    <w:p>
+      <w:pPr>
+        <w:pStyle w:val="Heading2"/>
+      </w:pPr>
+      <w:r>
+        <w:t>Referenser – talltita</w:t>
+      </w:r>
+    </w:p>
+    <w:p>
+      <w:r>
+        <w:t xml:space="preserve">Eggers, S., Low, M., 2014. </w:t>
+      </w:r>
+      <w:r>
+        <w:rPr>
+          <w:i/>
+        </w:rPr>
+        <w:t xml:space="preserve">Differential demographic responses of sympatric Parids to vegetation management in boreal forest. </w:t>
+      </w:r>
+      <w:r>
+        <w:t>For. Ecol. Manage. 319, 169–175.</w:t>
+      </w:r>
+    </w:p>
+    <w:p>
+      <w:r>
+        <w:t xml:space="preserve">Ekman, J., 1979. </w:t>
+      </w:r>
+      <w:r>
+        <w:rPr>
+          <w:i/>
+        </w:rPr>
+        <w:t xml:space="preserve">Coherence, composition and territories of winter social groups of the Willow Tit Parus montanus and the Crested Tit P. cristatus. </w:t>
+      </w:r>
+      <w:r>
+        <w:t>Ornis Scandinavica, 10, pp 56–68</w:t>
+      </w:r>
+    </w:p>
+    <w:p>
+      <w:r>
+        <w:t xml:space="preserve">Griesser, M., Nystrand, M., Eggers, S., Ekman, J., 2007. </w:t>
+      </w:r>
+      <w:r>
+        <w:rPr>
+          <w:i/>
+        </w:rPr>
+        <w:t xml:space="preserve">Impact of forestry practices on fitness correlates and population productivity in an open-nesting bird species. </w:t>
+      </w:r>
+      <w:r>
+        <w:t>Conserv. Biol. 21, 767–774. https://doi.org/10.1111/j.1523- 1739.2007.00675.x</w:t>
+      </w:r>
+    </w:p>
+    <w:p>
+      <w:r>
+        <w:t xml:space="preserve">Klein, J., 2020. </w:t>
+      </w:r>
+      <w:r>
+        <w:rPr>
+          <w:i/>
+        </w:rPr>
+        <w:t xml:space="preserve">The forgotten forest – On thinning, retention, and biodiversity in the boreal forest. </w:t>
+      </w:r>
+      <w:r>
+        <w:t>Doctoral Thesis No. 2020:50</w:t>
+      </w:r>
+    </w:p>
+    <w:p>
+      <w:r>
+        <w:t xml:space="preserve">Siffczyk, C., Brotons, L., Kangas, K., Orell, M., 2003. </w:t>
+      </w:r>
+      <w:r>
+        <w:rPr>
+          <w:i/>
+        </w:rPr>
+        <w:t xml:space="preserve">Home range size of willow tits. </w:t>
+      </w:r>
+      <w:r>
+        <w:t>Oecologica, 136, 635–642 (2003)</w:t>
+      </w:r>
+    </w:p>
+    <w:p>
+      <w:r>
+        <w:t xml:space="preserve">SLU Artdatabanken, 2021. </w:t>
+      </w:r>
+      <w:r>
+        <w:rPr>
+          <w:i/>
+        </w:rPr>
+        <w:t xml:space="preserve">Artfaktablad. Naturvård – artfakta. </w:t>
+      </w:r>
+      <w:r>
+        <w:t>SLU Artdatabanken, Uppsala</w:t>
+      </w:r>
+    </w:p>
+    <w:p>
+      <w:pPr>
+        <w:pStyle w:val="Heading1"/>
+      </w:pPr>
+      <w:r>
+        <w:t>Tretåig hackspett – ekologi samt krav på livsmiljön</w:t>
+      </w:r>
+    </w:p>
+    <w:p>
+      <w:r>
+        <w:t xml:space="preserve">Tretåig hackspett (NT) är fridlyst enligt §4 Artskyddsförordningen och finns med som prioriterad art i Skogsstyrelsen vägledning för skogsbruket (bilaga 4 till SVL). I vägledningen står bland annat att: </w:t>
+      </w:r>
+      <w:r>
+        <w:rPr>
+          <w:i/>
+        </w:rPr>
+        <w:t xml:space="preserve">“Tretåig hackspett har stora arealkrav och höga krav på sin livsmiljö. Omdaningen av naturskogar till kulturskogar medför en förlust av viktiga miljöer, något som förstärks av ökad fragmentering till följd av avverkningar.” </w:t>
+      </w:r>
+      <w:r>
+        <w:t xml:space="preserve">Vidare att: </w:t>
+      </w:r>
+      <w:r>
+        <w:rPr>
+          <w:i/>
+        </w:rPr>
+        <w:t>“Områden med dokumenterad permanent förekomst i naturskogsmiljöer har vanligen så stora naturvärden att skogsbruk är olämpligt”</w:t>
+      </w:r>
+      <w:r>
+        <w:t xml:space="preserve"> (SLU Artdatabanken, 2024; Skogsstyrelsen, 2016)</w:t>
+      </w:r>
+      <w:r>
+        <w:rPr>
+          <w:i/>
+        </w:rPr>
+        <w:t>.</w:t>
+      </w:r>
+    </w:p>
+    <w:p>
+      <w:r>
+        <w:t>Tretåig hackspett är beroende av större sammanhängande naturskogar med kontinuerlig tillgång och nybildning av död ved och fragmentering av livsmiljöerna utgör ett stort hot mot arten (se exempelvis Stachura-Skierczynska et al., 2009; Wesolowski et al., 2005; Butler et al., 2004; Pakkala et al., 2002; Amcoff et al., 1996; Virkkala, 1991). Det finns studier som visar att naturskogens självgallringsprocess som den tretåiga hackspetten är beroende av, inte kan ersättas med efterlämnad hänsyn i skogsbruket (Imbeau &amp; Desrochers, 2002).</w:t>
+      </w:r>
+    </w:p>
+    <w:p>
+      <w:r>
+        <w:t>Permanenta revir av tretåig hackspett karaktäriseras ofta av artens typiska ringformigt ordnade hackmärken på framför allt gamla granar. För att säkerställa att inte revir av tretåig hackspett drabbas av avverkningsplanerna bör en inventering göras i området både under häckningstid och under vintern, då arten utnyttjar betydligt större områden än under sommarens häckningsrevir. Storleken på häckningsreviret varierar med skogstypen, förekomsten av död ved och graden av fragmentering, men är i allmänhet i storleksordningen 25–100 hektar (SLU Artdatabanken, 2024; Skogsstyrelsen, 2016).</w:t>
+      </w:r>
+    </w:p>
+    <w:p>
+      <w:r>
+        <w:t xml:space="preserve">Förutom fridlysning enligt §4 Artskyddsförordningen är tretåig hackspett även förtecknad i EU:s fågeldirektiv bilaga 1. Den är typisk art för </w:t>
+      </w:r>
+      <w:r>
+        <w:rPr>
+          <w:i/>
+        </w:rPr>
+        <w:t xml:space="preserve">9010 Taiga, 9740 Skogsbevuxen myr, 9030 Landhöjningsskog </w:t>
+      </w:r>
+      <w:r>
+        <w:t xml:space="preserve">och </w:t>
+      </w:r>
+      <w:r>
+        <w:rPr>
+          <w:i/>
+        </w:rPr>
+        <w:t>9040 Fjällbjörkskog</w:t>
+      </w:r>
+      <w:r>
+        <w:t xml:space="preserve"> samt ingår i Natura 2000 och är förtecknad i Bernkonventionen bilaga II (strikt skyddade djurarter) (SLU Artdatabanken, 2024; Skogsstyrelsen, 2016).</w:t>
+      </w:r>
+    </w:p>
+    <w:p>
+      <w:pPr>
+        <w:pStyle w:val="Heading2"/>
+      </w:pPr>
+      <w:r>
+        <w:t>Referenser – tretåig hackspett</w:t>
+      </w:r>
+    </w:p>
+    <w:p>
+      <w:r>
+        <w:t xml:space="preserve">Amcoff, M. &amp; Eriksson, P. 1996. </w:t>
+      </w:r>
+      <w:r>
+        <w:rPr>
+          <w:i/>
+        </w:rPr>
+        <w:t xml:space="preserve">Förekomst av tretåig hackspett Picoides tridactylus på bestånds- och landskapsnivå. </w:t>
+      </w:r>
+      <w:r>
+        <w:t>Ornis Svecica 6: 107–119.</w:t>
+      </w:r>
+    </w:p>
+    <w:p>
+      <w:r>
+        <w:t xml:space="preserve">Butler, R., Angelstam, P., Ekelund, P. &amp; Schlaeffer, R. 2004. </w:t>
+      </w:r>
+      <w:r>
+        <w:rPr>
+          <w:i/>
+        </w:rPr>
+        <w:t xml:space="preserve">Dead wood threshold values for the three-toed woodpecker presence in boreal and sub-Alpine forest. </w:t>
+      </w:r>
+      <w:r>
+        <w:t>Biological conservation 119(3): 305–318.</w:t>
+      </w:r>
+    </w:p>
+    <w:p>
+      <w:r>
+        <w:t xml:space="preserve">Imbeau, L. &amp; Desrochers, A. 2002. </w:t>
+      </w:r>
+      <w:r>
+        <w:rPr>
+          <w:i/>
+        </w:rPr>
+        <w:t xml:space="preserve">Foraging Ecology and Use of Drumming Trees by Three-Toed Woodpeckers. </w:t>
+      </w:r>
+      <w:r>
+        <w:t>The Journal of Wildlife Management. Vol. 66, No. 1 (Jan., 2002), pp. 222–231.</w:t>
+      </w:r>
+    </w:p>
+    <w:p>
+      <w:r>
+        <w:t xml:space="preserve">Pakkala, T., Hanski, I. &amp; Tomppo, E. 2002. </w:t>
+      </w:r>
+      <w:r>
+        <w:rPr>
+          <w:i/>
+        </w:rPr>
+        <w:t xml:space="preserve">Spatial ecology of the three-toed woodpecker in managed forest landscapes. </w:t>
+      </w:r>
+      <w:r>
+        <w:t>Silva Fennica 36(1): 279–288.</w:t>
+      </w:r>
+    </w:p>
+    <w:p>
+      <w:r>
+        <w:t xml:space="preserve">Skogsstyrelsen, 2016. </w:t>
+      </w:r>
+      <w:r>
+        <w:rPr>
+          <w:i/>
+        </w:rPr>
+        <w:t>Vägledning för hänsyn till fåglar – Tretåig hackspett.</w:t>
+      </w:r>
+    </w:p>
+    <w:p>
+      <w:r>
+        <w:t xml:space="preserve">SLU Artdatabanken, 2024. </w:t>
+      </w:r>
+      <w:r>
+        <w:rPr>
+          <w:i/>
+        </w:rPr>
+        <w:t xml:space="preserve">Artfaktablad. Naturvård – artfakta. </w:t>
+      </w:r>
+      <w:r>
+        <w:t>SLU Artdatabanken, Uppsala.</w:t>
+      </w:r>
+    </w:p>
+    <w:p>
+      <w:r>
+        <w:t xml:space="preserve">Stachura-Skierczynska, K., Tumiel, T. &amp; Skierczynski, M. 2009. </w:t>
+      </w:r>
+      <w:r>
+        <w:rPr>
+          <w:i/>
+        </w:rPr>
+        <w:t xml:space="preserve">Habitat prediction model for three-toed woodpecker and its implications for the conservation of biologically valuable forests. </w:t>
+      </w:r>
+      <w:r>
+        <w:t>Forest Ecology and Management 258(5): 697–703.</w:t>
+      </w:r>
+    </w:p>
+    <w:p>
+      <w:r>
+        <w:t xml:space="preserve">Virkkala, R. 1991. </w:t>
+      </w:r>
+      <w:r>
+        <w:rPr>
+          <w:i/>
+        </w:rPr>
+        <w:t xml:space="preserve">Population trends of forest birds in a Finnish Lapland landscape of large habitat blocks – Consequences of stochastic environmental variation or regional habitat alteration. </w:t>
+      </w:r>
+      <w:r>
+        <w:t>Biological conservation 56(2): 223–240.</w:t>
+      </w:r>
+    </w:p>
+    <w:p>
+      <w:r>
+        <w:t xml:space="preserve">Wesolowski, T., Czeszczewik, D. &amp; Rowinski, P. 2005. </w:t>
+      </w:r>
+      <w:r>
+        <w:rPr>
+          <w:i/>
+        </w:rPr>
+        <w:t xml:space="preserve">Effects of forest management on Three-toed Woodpecker Picoides tridactylus distribution in the Bialowieza Forest (NE Poland): conservation implications. </w:t>
+      </w:r>
+      <w:r>
+        <w:t>Acta Ornithologica 40(1): 53–60.</w:t>
       </w:r>
     </w:p>
     <w:sectPr>
@@ -796,7 +1496,7 @@
     <w:r>
       <w:tab/>
       <w:tab/>
-      <w:t>2026-09-29</w:t>
+      <w:t>2026-09-30</w:t>
       <w:br/>
       <w:br/>
     </w:r>

--- a/klagomål/A 39408-2026 FSC-klagomål.docx
+++ b/klagomål/A 39408-2026 FSC-klagomål.docx
@@ -221,7 +221,7 @@
     </w:p>
     <w:p>
       <w:r>
-        <w:t>I och inom 12 meter från avverkningsanmälan finns fynd av 28 naturvårdsarter, varav 25 är rödlistade, 4 är fridlysta, 13 är typiska (T) och 3 är signalarter (S): fläckporing (VU, T), garnlav (VU, T), gräddporing (VU, T), gränsticka (VU, T), Lecidea subhumida (VU), smalfotad taggsvamp (VU), spadskinn (VU), torrmusseron (VU), blanksvart spiklav (NT), blå taggsvamp (NT, T), blågrå svartspik (NT), dropptaggsvamp (NT, T), dvärgbägarlav (NT, T), kolflarnlav (NT, T), kortskaftad ärgspik (NT), motaggsvamp (NT, T), mörk kolflarnlav (NT), nordtagging (NT), tallriska (NT), talltaggsvamp (NT), talltita (NT, §4), tretåig hackspett (NT, T, §4), varglav (NT, §8), vedflamlav (NT), vedskivlav (NT, T), gullgröppa (S), nästlav (S, T) och plattlummer (S, T, §9). Se Figur 1.</w:t>
+        <w:t>I och inom 12 meter från avverkningsanmälan finns fynd av 31 naturvårdsarter, varav 28 är rödlistade, 4 är fridlysta, 13 är typiska (T) och 3 är signalarter (S): laxrosa ticka (CR), fläckporing (VU, T), garnlav (VU, T), gräddporing (VU, T), gränsticka (VU, T), Lecidea subhumida (VU), smalfotad taggsvamp (VU), spadskinn (VU), tajgataggsvamp (VU), torrmusseron (VU), blanksvart spiklav (NT), blå taggsvamp (NT, T), blågrå svartspik (NT), dropptaggsvamp (NT, T), dvärgbägarlav (NT, T), kolflarnlav (NT, T), kortskaftad ärgspik (NT), motaggsvamp (NT, T), mörk kolflarnlav (NT), nordtagging (NT), tallriska (NT), talltaggsvamp (NT), talltita (NT, §4), tretåig hackspett (NT, T, §4), varglav (NT, §8), vedflamlav (NT), vedskivlav (NT, T), storsporig dvärgpigg (DD), gullgröppa (S), nästlav (S, T) och plattlummer (S, T, §9). Se Figur 1.</w:t>
       </w:r>
     </w:p>
     <w:p>
@@ -252,6 +252,17 @@
         <w:rPr>
           <w:b/>
         </w:rPr>
+        <w:t>Laxrosa ticka (CR)</w:t>
+      </w:r>
+      <w:r>
+        <w:t xml:space="preserve"> är en av våra allra främsta naturvärdesindikatorer knuten till urskogsartad tallskog där den växer på grov, mycket gammal och grånad tallved efter träd som stått döda, barklösa och exponerade under lång tid innan de fallit, så kallade ”kelo-träd” – ett substrat som tar 500–1000 år att bildas. Arten är därför mycket sällsynt och förekommer uteslutande i brandpräglade, nordliga gamla tallskogar. Även i dessa miljöer har tillgången på gamla keloträd minskat kraftigt till följd av tidigare plockhuggningar, och i naturskogar finns de numera endast som spridda rester utan pågående nybildning. Skydd av områden, nyckelbiotoper och generell hänsyn bedöms inte kunna kompensera förlusterna i produktionsskogslandskapet. Laxrosa ticka är rödlistad som akut hotad (CR) och placerad i toppen på Skogsstyrelsens värdepyramid för skog med höga naturvärden (SLU Artdatabanken, 2026; Nitare &amp; Skogsstyrelsen, 2019).</w:t>
+      </w:r>
+    </w:p>
+    <w:p>
+      <w:r>
+        <w:rPr>
+          <w:b/>
+        </w:rPr>
         <w:t>Fläckporing (VU)</w:t>
       </w:r>
       <w:r>
@@ -381,6 +392,26 @@
         <w:rPr>
           <w:b/>
         </w:rPr>
+        <w:t xml:space="preserve">Tajgataggsvamp (VU) </w:t>
+      </w:r>
+      <w:r>
+        <w:t xml:space="preserve">är en sällsynt art som bildar mykorrhiza med tall och växer på marken under gamla tallågor, stubbar och även grenar av tall i brandpräglad torr tallskog på mager sandig mark med lång kontinuitet. Den är placerad högst upp i Skogsstyrelsens värdepyramid för bedömning av skog med höga naturvärden och flertalet växtplatser bör skyddas långsiktigt genom att öka arealen skyddad, brandpräglad, mager tallskog med trädkontinuitet. Troligtvis sammanblandas arten då och då med svartvit taggsvamp </w:t>
+      </w:r>
+      <w:r>
+        <w:rPr>
+          <w:i/>
+        </w:rPr>
+        <w:t>Phellodon connatus</w:t>
+      </w:r>
+      <w:r>
+        <w:t xml:space="preserve"> som vid DNA-undersökningar visat sig ha flera olika former. Tajgataggsvamp är globalt rödlistad som sårbar (VU) vilket innebär att Sverige har ett internationellt ansvar för arten (IUCN, 2025; SLU Artdatabanken, 2024; Nitare &amp; Skogsstyrelsen, 2019).</w:t>
+      </w:r>
+    </w:p>
+    <w:p>
+      <w:r>
+        <w:rPr>
+          <w:b/>
+        </w:rPr>
         <w:t xml:space="preserve">Torrmusseron (VU) </w:t>
       </w:r>
       <w:r>
@@ -818,7 +849,7 @@
         <w:rPr>
           <w:i/>
         </w:rPr>
-        <w:t>I det avverkningsanmälda skogsområdet har 28 rödlistade arter och signalarter påträffats. Detta ska jämföras med Skogsstyrelsens uppföljning 2017 av nyckelbiotoper som visade att man i genomsnitt hittar 20,6 olika rödlistade arter och signalarter i en nyckelbiotop (Wijk, S. 2017. Biologisk mångfald i nyckelbiotoper – Resultat från inventeringen “Uppföljning biologisk mångfald” 2009–2015. Rapport 4/2017 Skogsstyrelsen, Jönköping).</w:t>
+        <w:t>I det avverkningsanmälda skogsområdet har 31 rödlistade arter och signalarter påträffats. Detta ska jämföras med Skogsstyrelsens uppföljning 2017 av nyckelbiotoper som visade att man i genomsnitt hittar 20,6 olika rödlistade arter och signalarter i en nyckelbiotop (Wijk, S. 2017. Biologisk mångfald i nyckelbiotoper – Resultat från inventeringen “Uppföljning biologisk mångfald” 2009–2015. Rapport 4/2017 Skogsstyrelsen, Jönköping).</w:t>
       </w:r>
     </w:p>
     <w:p>
@@ -847,7 +878,7 @@
         <w:rPr>
           <w:i/>
         </w:rPr>
-        <w:t>I det avverkningsanmälda skogsområdet har 28 naturvårdsarter varav 25 rödlistade arter sina livsmiljöer och växtplatser.</w:t>
+        <w:t>I det avverkningsanmälda skogsområdet har 31 naturvårdsarter varav 28 rödlistade arter sina livsmiljöer och växtplatser.</w:t>
       </w:r>
     </w:p>
     <w:p>
@@ -1496,7 +1527,7 @@
     <w:r>
       <w:tab/>
       <w:tab/>
-      <w:t>2026-09-30</w:t>
+      <w:t>2026-10-01</w:t>
       <w:br/>
       <w:br/>
     </w:r>

--- a/klagomål/A 39408-2026 FSC-klagomål.docx
+++ b/klagomål/A 39408-2026 FSC-klagomål.docx
@@ -1527,7 +1527,7 @@
     <w:r>
       <w:tab/>
       <w:tab/>
-      <w:t>2026-10-01</w:t>
+      <w:t>2026-10-02</w:t>
       <w:br/>
       <w:br/>
     </w:r>

--- a/klagomål/A 39408-2026 FSC-klagomål.docx
+++ b/klagomål/A 39408-2026 FSC-klagomål.docx
@@ -221,7 +221,7 @@
     </w:p>
     <w:p>
       <w:r>
-        <w:t>I och inom 12 meter från avverkningsanmälan finns fynd av 31 naturvårdsarter, varav 28 är rödlistade, 4 är fridlysta, 13 är typiska (T) och 3 är signalarter (S): laxrosa ticka (CR), fläckporing (VU, T), garnlav (VU, T), gräddporing (VU, T), gränsticka (VU, T), Lecidea subhumida (VU), smalfotad taggsvamp (VU), spadskinn (VU), tajgataggsvamp (VU), torrmusseron (VU), blanksvart spiklav (NT), blå taggsvamp (NT, T), blågrå svartspik (NT), dropptaggsvamp (NT, T), dvärgbägarlav (NT, T), kolflarnlav (NT, T), kortskaftad ärgspik (NT), motaggsvamp (NT, T), mörk kolflarnlav (NT), nordtagging (NT), tallriska (NT), talltaggsvamp (NT), talltita (NT, §4), tretåig hackspett (NT, T, §4), varglav (NT, §8), vedflamlav (NT), vedskivlav (NT, T), storsporig dvärgpigg (DD), gullgröppa (S), nästlav (S, T) och plattlummer (S, T, §9). Se Figur 1.</w:t>
+        <w:t>I och inom 12 meter från avverkningsanmälan finns fynd av 32 naturvårdsarter, varav 29 är rödlistade, 4 är fridlysta, 13 är typiska (T) och 3 är signalarter (S): laxrosa ticka (CR), fläckporing (VU, T), garnlav (VU, T), gräddporing (VU, T), gränsticka (VU, T), Lecidea subhumida (VU), mospindling (VU), smalfotad taggsvamp (VU), spadskinn (VU), tajgataggsvamp (VU), torrmusseron (VU), blanksvart spiklav (NT), blå taggsvamp (NT, T), blågrå svartspik (NT), dropptaggsvamp (NT, T), dvärgbägarlav (NT, T), kolflarnlav (NT, T), kortskaftad ärgspik (NT), motaggsvamp (NT, T), mörk kolflarnlav (NT), nordtagging (NT), tallriska (NT), talltaggsvamp (NT), talltita (NT, §4), tretåig hackspett (NT, T, §4), varglav (NT, §8), vedflamlav (NT), vedskivlav (NT, T), storsporig dvärgpigg (DD), gullgröppa (S), nästlav (S, T) och plattlummer (S, T, §9). Se Figur 1.</w:t>
       </w:r>
     </w:p>
     <w:p>
@@ -370,6 +370,17 @@
         <w:rPr>
           <w:b/>
         </w:rPr>
+        <w:t>Mospindling (VU)</w:t>
+      </w:r>
+      <w:r>
+        <w:t xml:space="preserve"> bildar mykorrhiza med tall, huvudsakligen i sandig mark bland renlav på magra äldre tallhedar. Inventering av torra tallhedar för att hitta lokaler med denna art är viktigt. Gödsling, kalavverkning och/eller gallring med markförstörande maskiner måste undvikas på lokalerna. Mospindling är globalt rödlistad som nära hotad (NT) vilket innebär att Sverige har ett internationellt ansvar för arten (IUCN, 2025; SLU Artdatabanken, 2026).</w:t>
+      </w:r>
+    </w:p>
+    <w:p>
+      <w:r>
+        <w:rPr>
+          <w:b/>
+        </w:rPr>
         <w:t>Smalfotad taggsvamp (VU)</w:t>
       </w:r>
       <w:r>
@@ -849,7 +860,7 @@
         <w:rPr>
           <w:i/>
         </w:rPr>
-        <w:t>I det avverkningsanmälda skogsområdet har 31 rödlistade arter och signalarter påträffats. Detta ska jämföras med Skogsstyrelsens uppföljning 2017 av nyckelbiotoper som visade att man i genomsnitt hittar 20,6 olika rödlistade arter och signalarter i en nyckelbiotop (Wijk, S. 2017. Biologisk mångfald i nyckelbiotoper – Resultat från inventeringen “Uppföljning biologisk mångfald” 2009–2015. Rapport 4/2017 Skogsstyrelsen, Jönköping).</w:t>
+        <w:t>I det avverkningsanmälda skogsområdet har 32 rödlistade arter och signalarter påträffats. Detta ska jämföras med Skogsstyrelsens uppföljning 2017 av nyckelbiotoper som visade att man i genomsnitt hittar 20,6 olika rödlistade arter och signalarter i en nyckelbiotop (Wijk, S. 2017. Biologisk mångfald i nyckelbiotoper – Resultat från inventeringen “Uppföljning biologisk mångfald” 2009–2015. Rapport 4/2017 Skogsstyrelsen, Jönköping).</w:t>
       </w:r>
     </w:p>
     <w:p>
@@ -878,7 +889,7 @@
         <w:rPr>
           <w:i/>
         </w:rPr>
-        <w:t>I det avverkningsanmälda skogsområdet har 31 naturvårdsarter varav 28 rödlistade arter sina livsmiljöer och växtplatser.</w:t>
+        <w:t>I det avverkningsanmälda skogsområdet har 32 naturvårdsarter varav 29 rödlistade arter sina livsmiljöer och växtplatser.</w:t>
       </w:r>
     </w:p>
     <w:p>
@@ -1527,7 +1538,7 @@
     <w:r>
       <w:tab/>
       <w:tab/>
-      <w:t>2026-10-02</w:t>
+      <w:t>2026-10-03</w:t>
       <w:br/>
       <w:br/>
     </w:r>

--- a/klagomål/A 39408-2026 FSC-klagomål.docx
+++ b/klagomål/A 39408-2026 FSC-klagomål.docx
@@ -1538,7 +1538,7 @@
     <w:r>
       <w:tab/>
       <w:tab/>
-      <w:t>2026-10-03</w:t>
+      <w:t>2026-10-04</w:t>
       <w:br/>
       <w:br/>
     </w:r>

--- a/klagomål/A 39408-2026 FSC-klagomål.docx
+++ b/klagomål/A 39408-2026 FSC-klagomål.docx
@@ -1538,7 +1538,7 @@
     <w:r>
       <w:tab/>
       <w:tab/>
-      <w:t>2026-10-04</w:t>
+      <w:t>2026-10-05</w:t>
       <w:br/>
       <w:br/>
     </w:r>

--- a/klagomål/A 39408-2026 FSC-klagomål.docx
+++ b/klagomål/A 39408-2026 FSC-klagomål.docx
@@ -1538,7 +1538,7 @@
     <w:r>
       <w:tab/>
       <w:tab/>
-      <w:t>2026-10-05</w:t>
+      <w:t>2026-10-06</w:t>
       <w:br/>
       <w:br/>
     </w:r>

--- a/klagomål/A 39408-2026 FSC-klagomål.docx
+++ b/klagomål/A 39408-2026 FSC-klagomål.docx
@@ -1538,7 +1538,7 @@
     <w:r>
       <w:tab/>
       <w:tab/>
-      <w:t>2026-10-06</w:t>
+      <w:t>2026-10-07</w:t>
       <w:br/>
       <w:br/>
     </w:r>

--- a/klagomål/A 39408-2026 FSC-klagomål.docx
+++ b/klagomål/A 39408-2026 FSC-klagomål.docx
@@ -1538,7 +1538,7 @@
     <w:r>
       <w:tab/>
       <w:tab/>
-      <w:t>2026-10-07</w:t>
+      <w:t>2026-10-08</w:t>
       <w:br/>
       <w:br/>
     </w:r>

--- a/klagomål/A 39408-2026 FSC-klagomål.docx
+++ b/klagomål/A 39408-2026 FSC-klagomål.docx
@@ -1538,7 +1538,7 @@
     <w:r>
       <w:tab/>
       <w:tab/>
-      <w:t>2026-10-08</w:t>
+      <w:t>2026-10-09</w:t>
       <w:br/>
       <w:br/>
     </w:r>

--- a/klagomål/A 39408-2026 FSC-klagomål.docx
+++ b/klagomål/A 39408-2026 FSC-klagomål.docx
@@ -1538,7 +1538,7 @@
     <w:r>
       <w:tab/>
       <w:tab/>
-      <w:t>2026-10-09</w:t>
+      <w:t>2026-10-10</w:t>
       <w:br/>
       <w:br/>
     </w:r>

--- a/klagomål/A 39408-2026 FSC-klagomål.docx
+++ b/klagomål/A 39408-2026 FSC-klagomål.docx
@@ -1538,7 +1538,7 @@
     <w:r>
       <w:tab/>
       <w:tab/>
-      <w:t>2026-10-10</w:t>
+      <w:t>2026-10-11</w:t>
       <w:br/>
       <w:br/>
     </w:r>

--- a/klagomål/A 39408-2026 FSC-klagomål.docx
+++ b/klagomål/A 39408-2026 FSC-klagomål.docx
@@ -1538,7 +1538,7 @@
     <w:r>
       <w:tab/>
       <w:tab/>
-      <w:t>2026-10-11</w:t>
+      <w:t>2026-10-12</w:t>
       <w:br/>
       <w:br/>
     </w:r>

--- a/klagomål/A 39408-2026 FSC-klagomål.docx
+++ b/klagomål/A 39408-2026 FSC-klagomål.docx
@@ -1538,7 +1538,7 @@
     <w:r>
       <w:tab/>
       <w:tab/>
-      <w:t>2026-10-12</w:t>
+      <w:t>2026-10-13</w:t>
       <w:br/>
       <w:br/>
     </w:r>

--- a/klagomål/A 39408-2026 FSC-klagomål.docx
+++ b/klagomål/A 39408-2026 FSC-klagomål.docx
@@ -1538,7 +1538,7 @@
     <w:r>
       <w:tab/>
       <w:tab/>
-      <w:t>2026-10-13</w:t>
+      <w:t>2026-10-14</w:t>
       <w:br/>
       <w:br/>
     </w:r>

--- a/klagomål/A 39408-2026 FSC-klagomål.docx
+++ b/klagomål/A 39408-2026 FSC-klagomål.docx
@@ -1538,7 +1538,7 @@
     <w:r>
       <w:tab/>
       <w:tab/>
-      <w:t>2026-10-14</w:t>
+      <w:t>2026-10-15</w:t>
       <w:br/>
       <w:br/>
     </w:r>

--- a/klagomål/A 39408-2026 FSC-klagomål.docx
+++ b/klagomål/A 39408-2026 FSC-klagomål.docx
@@ -1538,7 +1538,7 @@
     <w:r>
       <w:tab/>
       <w:tab/>
-      <w:t>2026-10-15</w:t>
+      <w:t>2026-10-16</w:t>
       <w:br/>
       <w:br/>
     </w:r>

--- a/klagomål/A 39408-2026 FSC-klagomål.docx
+++ b/klagomål/A 39408-2026 FSC-klagomål.docx
@@ -221,7 +221,7 @@
     </w:p>
     <w:p>
       <w:r>
-        <w:t>I och inom 12 meter från avverkningsanmälan finns fynd av 32 naturvårdsarter, varav 29 är rödlistade, 4 är fridlysta, 13 är typiska (T) och 3 är signalarter (S): laxrosa ticka (CR), fläckporing (VU, T), garnlav (VU, T), gräddporing (VU, T), gränsticka (VU, T), Lecidea subhumida (VU), mospindling (VU), smalfotad taggsvamp (VU), spadskinn (VU), tajgataggsvamp (VU), torrmusseron (VU), blanksvart spiklav (NT), blå taggsvamp (NT, T), blågrå svartspik (NT), dropptaggsvamp (NT, T), dvärgbägarlav (NT, T), kolflarnlav (NT, T), kortskaftad ärgspik (NT), motaggsvamp (NT, T), mörk kolflarnlav (NT), nordtagging (NT), tallriska (NT), talltaggsvamp (NT), talltita (NT, §4), tretåig hackspett (NT, T, §4), varglav (NT, §8), vedflamlav (NT), vedskivlav (NT, T), storsporig dvärgpigg (DD), gullgröppa (S), nästlav (S, T) och plattlummer (S, T, §9). Se Figur 1.</w:t>
+        <w:t>I och inom 12 meter från avverkningsanmälan finns fynd av 33 naturvårdsarter, varav 30 är rödlistade, 4 är fridlysta, 13 är typiska (T) och 3 är signalarter (S): laxrosa ticka (CR), fläckporing (VU, T), garnlav (VU, T), gräddporing (VU, T), gränsticka (VU, T), Lecidea subhumida (VU), mospindling (VU), smalfotad taggsvamp (VU), spadskinn (VU), tajgataggsvamp (VU), torrmusseron (VU), blanksvart spiklav (NT), blå taggsvamp (NT, T), blågrå svartspik (NT), dropptaggsvamp (NT, T), dvärgbägarlav (NT, T), grantaggsvamp (NT), kolflarnlav (NT, T), kortskaftad ärgspik (NT), motaggsvamp (NT, T), mörk kolflarnlav (NT), nordtagging (NT), tallriska (NT), talltaggsvamp (NT), talltita (NT, §4), tretåig hackspett (NT, T, §4), varglav (NT, §8), vedflamlav (NT), vedskivlav (NT, T), storsporig dvärgpigg (DD), gullgröppa (S), nästlav (S, T) och plattlummer (S, T, §9). Se Figur 1.</w:t>
       </w:r>
     </w:p>
     <w:p>
@@ -516,6 +516,17 @@
         <w:rPr>
           <w:b/>
         </w:rPr>
+        <w:t xml:space="preserve">Grantaggsvamp (NT) </w:t>
+      </w:r>
+      <w:r>
+        <w:t>påträffas främst i mossiga och örtrika äldre granskogar på kalkrik mark i något fuktiga lägen, och i norr även i mager tallskog med lång kontinuitet. Arten missgynnas generellt av trakthyggesbruket och en långsiktig tillgång till värdträd bör säkras genom att man undviker att avverka kända växtplatser (SLU Artdatabanken, 2024).</w:t>
+      </w:r>
+    </w:p>
+    <w:p>
+      <w:r>
+        <w:rPr>
+          <w:b/>
+        </w:rPr>
         <w:t>Kolflarnlav (NT)</w:t>
       </w:r>
       <w:r>
@@ -860,7 +871,7 @@
         <w:rPr>
           <w:i/>
         </w:rPr>
-        <w:t>I det avverkningsanmälda skogsområdet har 32 rödlistade arter och signalarter påträffats. Detta ska jämföras med Skogsstyrelsens uppföljning 2017 av nyckelbiotoper som visade att man i genomsnitt hittar 20,6 olika rödlistade arter och signalarter i en nyckelbiotop (Wijk, S. 2017. Biologisk mångfald i nyckelbiotoper – Resultat från inventeringen “Uppföljning biologisk mångfald” 2009–2015. Rapport 4/2017 Skogsstyrelsen, Jönköping).</w:t>
+        <w:t>I det avverkningsanmälda skogsområdet har 33 rödlistade arter och signalarter påträffats. Detta ska jämföras med Skogsstyrelsens uppföljning 2017 av nyckelbiotoper som visade att man i genomsnitt hittar 20,6 olika rödlistade arter och signalarter i en nyckelbiotop (Wijk, S. 2017. Biologisk mångfald i nyckelbiotoper – Resultat från inventeringen “Uppföljning biologisk mångfald” 2009–2015. Rapport 4/2017 Skogsstyrelsen, Jönköping).</w:t>
       </w:r>
     </w:p>
     <w:p>
@@ -889,7 +900,7 @@
         <w:rPr>
           <w:i/>
         </w:rPr>
-        <w:t>I det avverkningsanmälda skogsområdet har 32 naturvårdsarter varav 29 rödlistade arter sina livsmiljöer och växtplatser.</w:t>
+        <w:t>I det avverkningsanmälda skogsområdet har 33 naturvårdsarter varav 30 rödlistade arter sina livsmiljöer och växtplatser.</w:t>
       </w:r>
     </w:p>
     <w:p>
@@ -1538,7 +1549,7 @@
     <w:r>
       <w:tab/>
       <w:tab/>
-      <w:t>2026-10-16</w:t>
+      <w:t>2026-10-17</w:t>
       <w:br/>
       <w:br/>
     </w:r>

--- a/klagomål/A 39408-2026 FSC-klagomål.docx
+++ b/klagomål/A 39408-2026 FSC-klagomål.docx
@@ -1549,7 +1549,7 @@
     <w:r>
       <w:tab/>
       <w:tab/>
-      <w:t>2026-10-17</w:t>
+      <w:t>2026-10-18</w:t>
       <w:br/>
       <w:br/>
     </w:r>

--- a/klagomål/A 39408-2026 FSC-klagomål.docx
+++ b/klagomål/A 39408-2026 FSC-klagomål.docx
@@ -1549,7 +1549,7 @@
     <w:r>
       <w:tab/>
       <w:tab/>
-      <w:t>2026-10-18</w:t>
+      <w:t>2026-10-19</w:t>
       <w:br/>
       <w:br/>
     </w:r>

--- a/klagomål/A 39408-2026 FSC-klagomål.docx
+++ b/klagomål/A 39408-2026 FSC-klagomål.docx
@@ -1549,7 +1549,7 @@
     <w:r>
       <w:tab/>
       <w:tab/>
-      <w:t>2026-10-19</w:t>
+      <w:t>2026-10-20</w:t>
       <w:br/>
       <w:br/>
     </w:r>

--- a/klagomål/A 39408-2026 FSC-klagomål.docx
+++ b/klagomål/A 39408-2026 FSC-klagomål.docx
@@ -1549,7 +1549,7 @@
     <w:r>
       <w:tab/>
       <w:tab/>
-      <w:t>2026-10-20</w:t>
+      <w:t>2026-10-21</w:t>
       <w:br/>
       <w:br/>
     </w:r>

--- a/klagomål/A 39408-2026 FSC-klagomål.docx
+++ b/klagomål/A 39408-2026 FSC-klagomål.docx
@@ -1549,7 +1549,7 @@
     <w:r>
       <w:tab/>
       <w:tab/>
-      <w:t>2026-10-21</w:t>
+      <w:t>2026-10-22</w:t>
       <w:br/>
       <w:br/>
     </w:r>

--- a/klagomål/A 39408-2026 FSC-klagomål.docx
+++ b/klagomål/A 39408-2026 FSC-klagomål.docx
@@ -1549,7 +1549,7 @@
     <w:r>
       <w:tab/>
       <w:tab/>
-      <w:t>2026-10-22</w:t>
+      <w:t>2026-10-23</w:t>
       <w:br/>
       <w:br/>
     </w:r>

--- a/klagomål/A 39408-2026 FSC-klagomål.docx
+++ b/klagomål/A 39408-2026 FSC-klagomål.docx
@@ -1549,7 +1549,7 @@
     <w:r>
       <w:tab/>
       <w:tab/>
-      <w:t>2026-10-23</w:t>
+      <w:t>2026-10-24</w:t>
       <w:br/>
       <w:br/>
     </w:r>

--- a/klagomål/A 39408-2026 FSC-klagomål.docx
+++ b/klagomål/A 39408-2026 FSC-klagomål.docx
@@ -1549,7 +1549,7 @@
     <w:r>
       <w:tab/>
       <w:tab/>
-      <w:t>2026-10-24</w:t>
+      <w:t>2026-10-25</w:t>
       <w:br/>
       <w:br/>
     </w:r>

--- a/klagomål/A 39408-2026 FSC-klagomål.docx
+++ b/klagomål/A 39408-2026 FSC-klagomål.docx
@@ -1549,7 +1549,7 @@
     <w:r>
       <w:tab/>
       <w:tab/>
-      <w:t>2026-10-25</w:t>
+      <w:t>2026-10-26</w:t>
       <w:br/>
       <w:br/>
     </w:r>

--- a/klagomål/A 39408-2026 FSC-klagomål.docx
+++ b/klagomål/A 39408-2026 FSC-klagomål.docx
@@ -1549,7 +1549,7 @@
     <w:r>
       <w:tab/>
       <w:tab/>
-      <w:t>2026-10-26</w:t>
+      <w:t>2026-10-27</w:t>
       <w:br/>
       <w:br/>
     </w:r>

--- a/klagomål/A 39408-2026 FSC-klagomål.docx
+++ b/klagomål/A 39408-2026 FSC-klagomål.docx
@@ -1549,7 +1549,7 @@
     <w:r>
       <w:tab/>
       <w:tab/>
-      <w:t>2026-10-27</w:t>
+      <w:t>2026-10-28</w:t>
       <w:br/>
       <w:br/>
     </w:r>

--- a/klagomål/A 39408-2026 FSC-klagomål.docx
+++ b/klagomål/A 39408-2026 FSC-klagomål.docx
@@ -1549,7 +1549,7 @@
     <w:r>
       <w:tab/>
       <w:tab/>
-      <w:t>2026-10-28</w:t>
+      <w:t>2026-10-29</w:t>
       <w:br/>
       <w:br/>
     </w:r>

--- a/klagomål/A 39408-2026 FSC-klagomål.docx
+++ b/klagomål/A 39408-2026 FSC-klagomål.docx
@@ -1549,7 +1549,7 @@
     <w:r>
       <w:tab/>
       <w:tab/>
-      <w:t>2026-10-29</w:t>
+      <w:t>2026-10-31</w:t>
       <w:br/>
       <w:br/>
     </w:r>
